--- a/server/src/main/resources/templates/resumes/creative/template.docx
+++ b/server/src/main/resources/templates/resumes/creative/template.docx
@@ -3,6 +3,14 @@
 <w:document xmlns:wpc="http://schemas.microsoft.com/office/word/2010/wordprocessingCanvas" xmlns:mc="http://schemas.openxmlformats.org/markup-compatibility/2006" xmlns:o="urn:schemas-microsoft-com:office:office" xmlns:r="http://schemas.openxmlformats.org/officeDocument/2006/relationships" xmlns:m="http://schemas.openxmlformats.org/officeDocument/2006/math" xmlns:v="urn:schemas-microsoft-com:vml" xmlns:wp14="http://schemas.microsoft.com/office/word/2010/wordprocessingDrawing" xmlns:wp="http://schemas.openxmlformats.org/drawingml/2006/wordprocessingDrawing" xmlns:w="http://schemas.openxmlformats.org/wordprocessingml/2006/main" xmlns:w14="http://schemas.microsoft.com/office/word/2010/wordml" xmlns:w10="urn:schemas-microsoft-com:office:word" xmlns:w15="http://schemas.microsoft.com/office/word/2012/wordml" xmlns:wpg="http://schemas.microsoft.com/office/word/2010/wordprocessingGroup" xmlns:wpi="http://schemas.microsoft.com/office/word/2010/wordprocessingInk" xmlns:wne="http://schemas.microsoft.com/office/word/2006/wordml" xmlns:wps="http://schemas.microsoft.com/office/word/2010/wordprocessingShape" xmlns:wpsCustomData="http://www.wps.cn/officeDocument/2013/wpsCustomData" mc:Ignorable="w14 w15 wp14">
   <w:background w:color="FFFFFF" w:themeColor="background1"/>
   <w:body>
+    <w:p>
+      <w:pPr>
+        <w:jc w:val="right"/>
+      </w:pPr>
+      <w:r>
+        <w:t>{{@photo}}</w:t>
+      </w:r>
+    </w:p>
     <w:p>
       <w:pPr>
         <w:rPr>

--- a/server/src/main/resources/templates/resumes/creative/template.docx
+++ b/server/src/main/resources/templates/resumes/creative/template.docx
@@ -10,6 +10,527 @@
           <w:lang w:val="en-US"/>
         </w:rPr>
       </w:pPr>
+      <w:r>
+        <w:rPr>
+          <w:sz w:val="18"/>
+        </w:rPr>
+        <mc:AlternateContent>
+          <mc:Choice Requires="wps">
+            <w:drawing>
+              <wp:anchor distT="0" distB="0" distL="114300" distR="114300" simplePos="0" relativeHeight="251669504" behindDoc="0" locked="0" layoutInCell="1" allowOverlap="1">
+                <wp:simplePos x="0" y="0"/>
+                <wp:positionH relativeFrom="column">
+                  <wp:posOffset>2426335</wp:posOffset>
+                </wp:positionH>
+                <wp:positionV relativeFrom="paragraph">
+                  <wp:posOffset>3523615</wp:posOffset>
+                </wp:positionV>
+                <wp:extent cx="3409315" cy="5427980"/>
+                <wp:effectExtent l="0" t="0" r="0" b="0"/>
+                <wp:wrapNone/>
+                <wp:docPr id="51" name="文本框 51"/>
+                <wp:cNvGraphicFramePr/>
+                <a:graphic xmlns:a="http://schemas.openxmlformats.org/drawingml/2006/main">
+                  <a:graphicData uri="http://schemas.microsoft.com/office/word/2010/wordprocessingShape">
+                    <wps:wsp>
+                      <wps:cNvSpPr txBox="1"/>
+                      <wps:spPr>
+                        <a:xfrm>
+                          <a:off x="0" y="0"/>
+                          <a:ext cx="3409315" cy="5427980"/>
+                        </a:xfrm>
+                        <a:prstGeom prst="rect">
+                          <a:avLst/>
+                        </a:prstGeom>
+                        <a:noFill/>
+                        <a:ln w="6350">
+                          <a:noFill/>
+                        </a:ln>
+                      </wps:spPr>
+                      <wps:style>
+                        <a:lnRef idx="0">
+                          <a:schemeClr val="accent1"/>
+                        </a:lnRef>
+                        <a:fillRef idx="0">
+                          <a:schemeClr val="accent1"/>
+                        </a:fillRef>
+                        <a:effectRef idx="0">
+                          <a:schemeClr val="accent1"/>
+                        </a:effectRef>
+                        <a:fontRef idx="minor">
+                          <a:schemeClr val="dk1"/>
+                        </a:fontRef>
+                      </wps:style>
+                      <wps:txbx>
+                        <w:txbxContent>
+                          <w:p>
+                            <w:pPr>
+                              <w:keepNext w:val="0"/>
+                              <w:keepLines w:val="0"/>
+                              <w:pageBreakBefore w:val="0"/>
+                              <w:widowControl w:val="0"/>
+                              <w:tabs>
+                                <w:tab w:val="center" w:pos="3040"/>
+                                <w:tab w:val="right" w:pos="5080"/>
+                              </w:tabs>
+                              <w:kinsoku/>
+                              <w:wordWrap/>
+                              <w:overflowPunct/>
+                              <w:topLinePunct w:val="0"/>
+                              <w:bidi w:val="0"/>
+                              <w:adjustRightInd/>
+                              <w:snapToGrid/>
+                              <w:spacing w:line="360" w:lineRule="exact"/>
+                              <w:jc w:val="left"/>
+                              <w:textAlignment w:val="auto"/>
+                              <w:rPr>
+                                <w:rFonts w:hint="eastAsia" w:ascii="微软雅黑" w:hAnsi="微软雅黑" w:eastAsia="微软雅黑" w:cs="微软雅黑"/>
+                                <w:sz w:val="22"/>
+                                <w:szCs w:val="22"/>
+                                <w:lang w:eastAsia="zh-CN"/>
+                              </w:rPr>
+                            </w:pPr>
+                            <w:r>
+                              <w:rPr>
+                                <w:rFonts w:hint="eastAsia" w:ascii="微软雅黑" w:hAnsi="微软雅黑" w:eastAsia="微软雅黑" w:cs="微软雅黑"/>
+                                <w:sz w:val="22"/>
+                                <w:szCs w:val="22"/>
+                                <w:lang w:val="en-US" w:eastAsia="zh-CN"/>
+                              </w:rPr>
+                              <w:t>{{workExperience}}</w:t>
+                            </w:r>
+                          </w:p>
+                          <w:p>
+                            <w:pPr>
+                              <w:tabs>
+                                <w:tab w:val="center" w:pos="3040"/>
+                                <w:tab w:val="right" w:pos="5080"/>
+                              </w:tabs>
+                            </w:pPr>
+                          </w:p>
+                        </w:txbxContent>
+                      </wps:txbx>
+                      <wps:bodyPr rot="0" spcFirstLastPara="0" vertOverflow="overflow" horzOverflow="overflow" vert="horz" wrap="square" lIns="91440" tIns="45720" rIns="91440" bIns="45720" numCol="1" spcCol="0" rtlCol="0" fromWordArt="0" anchor="t" anchorCtr="0" forceAA="0" compatLnSpc="1">
+                        <a:noAutofit/>
+                      </wps:bodyPr>
+                    </wps:wsp>
+                  </a:graphicData>
+                </a:graphic>
+              </wp:anchor>
+            </w:drawing>
+          </mc:Choice>
+          <mc:Fallback>
+            <w:pict>
+              <v:shape id="_x0000_s1026" o:spid="_x0000_s1026" o:spt="202" type="#_x0000_t202" style="position:absolute;left:0pt;margin-left:191.05pt;margin-top:277.45pt;height:427.4pt;width:268.45pt;z-index:251669504;mso-width-relative:page;mso-height-relative:page;" filled="f" stroked="f" coordsize="21600,21600" o:gfxdata="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">
+                <v:fill on="f" focussize="0,0"/>
+                <v:stroke on="f" weight="0.5pt"/>
+                <v:imagedata o:title=""/>
+                <o:lock v:ext="edit" aspectratio="f"/>
+                <v:textbox>
+                  <w:txbxContent>
+                    <w:p>
+                      <w:pPr>
+                        <w:keepNext w:val="0"/>
+                        <w:keepLines w:val="0"/>
+                        <w:pageBreakBefore w:val="0"/>
+                        <w:widowControl w:val="0"/>
+                        <w:tabs>
+                          <w:tab w:val="center" w:pos="3040"/>
+                          <w:tab w:val="right" w:pos="5080"/>
+                        </w:tabs>
+                        <w:kinsoku/>
+                        <w:wordWrap/>
+                        <w:overflowPunct/>
+                        <w:topLinePunct w:val="0"/>
+                        <w:bidi w:val="0"/>
+                        <w:adjustRightInd/>
+                        <w:snapToGrid/>
+                        <w:spacing w:line="360" w:lineRule="exact"/>
+                        <w:jc w:val="left"/>
+                        <w:textAlignment w:val="auto"/>
+                        <w:rPr>
+                          <w:rFonts w:hint="eastAsia" w:ascii="微软雅黑" w:hAnsi="微软雅黑" w:eastAsia="微软雅黑" w:cs="微软雅黑"/>
+                          <w:sz w:val="22"/>
+                          <w:szCs w:val="22"/>
+                          <w:lang w:eastAsia="zh-CN"/>
+                        </w:rPr>
+                      </w:pPr>
+                      <w:r>
+                        <w:rPr>
+                          <w:rFonts w:hint="eastAsia" w:ascii="微软雅黑" w:hAnsi="微软雅黑" w:eastAsia="微软雅黑" w:cs="微软雅黑"/>
+                          <w:sz w:val="22"/>
+                          <w:szCs w:val="22"/>
+                          <w:lang w:val="en-US" w:eastAsia="zh-CN"/>
+                        </w:rPr>
+                        <w:t>{{workExperience}}</w:t>
+                      </w:r>
+                    </w:p>
+                    <w:p>
+                      <w:pPr>
+                        <w:tabs>
+                          <w:tab w:val="center" w:pos="3040"/>
+                          <w:tab w:val="right" w:pos="5080"/>
+                        </w:tabs>
+                      </w:pPr>
+                    </w:p>
+                  </w:txbxContent>
+                </v:textbox>
+              </v:shape>
+            </w:pict>
+          </mc:Fallback>
+        </mc:AlternateContent>
+      </w:r>
+      <w:r>
+        <w:rPr>
+          <w:sz w:val="18"/>
+        </w:rPr>
+        <mc:AlternateContent>
+          <mc:Choice Requires="wpg">
+            <w:drawing>
+              <wp:anchor distT="0" distB="0" distL="114300" distR="114300" simplePos="0" relativeHeight="251664384" behindDoc="1" locked="0" layoutInCell="1" allowOverlap="1">
+                <wp:simplePos x="0" y="0"/>
+                <wp:positionH relativeFrom="column">
+                  <wp:posOffset>2262505</wp:posOffset>
+                </wp:positionH>
+                <wp:positionV relativeFrom="paragraph">
+                  <wp:posOffset>3014980</wp:posOffset>
+                </wp:positionV>
+                <wp:extent cx="3776345" cy="6424295"/>
+                <wp:effectExtent l="6350" t="0" r="14605" b="14605"/>
+                <wp:wrapNone/>
+                <wp:docPr id="30" name="组合 30"/>
+                <wp:cNvGraphicFramePr/>
+                <a:graphic xmlns:a="http://schemas.openxmlformats.org/drawingml/2006/main">
+                  <a:graphicData uri="http://schemas.microsoft.com/office/word/2010/wordprocessingGroup">
+                    <wpg:wgp>
+                      <wpg:cNvGrpSpPr/>
+                      <wpg:grpSpPr>
+                        <a:xfrm>
+                          <a:off x="0" y="0"/>
+                          <a:ext cx="3776345" cy="6424295"/>
+                          <a:chOff x="11408" y="2271"/>
+                          <a:chExt cx="5947" cy="10117"/>
+                        </a:xfrm>
+                      </wpg:grpSpPr>
+                      <wps:wsp>
+                        <wps:cNvPr id="31" name="矩形 5"/>
+                        <wps:cNvSpPr/>
+                        <wps:spPr>
+                          <a:xfrm>
+                            <a:off x="11497" y="2745"/>
+                            <a:ext cx="5858" cy="9643"/>
+                          </a:xfrm>
+                          <a:prstGeom prst="rect">
+                            <a:avLst/>
+                          </a:prstGeom>
+                          <a:solidFill>
+                            <a:srgbClr val="CFF4C8"/>
+                          </a:solidFill>
+                          <a:ln>
+                            <a:solidFill>
+                              <a:schemeClr val="bg1">
+                                <a:lumMod val="50000"/>
+                              </a:schemeClr>
+                            </a:solidFill>
+                          </a:ln>
+                        </wps:spPr>
+                        <wps:style>
+                          <a:lnRef idx="2">
+                            <a:schemeClr val="accent1">
+                              <a:lumMod val="75000"/>
+                            </a:schemeClr>
+                          </a:lnRef>
+                          <a:fillRef idx="1">
+                            <a:schemeClr val="accent1"/>
+                          </a:fillRef>
+                          <a:effectRef idx="0">
+                            <a:srgbClr val="FFFFFF"/>
+                          </a:effectRef>
+                          <a:fontRef idx="minor">
+                            <a:schemeClr val="lt1"/>
+                          </a:fontRef>
+                        </wps:style>
+                        <wps:bodyPr rot="0" spcFirstLastPara="0" vertOverflow="overflow" horzOverflow="overflow" vert="horz" wrap="square" lIns="91440" tIns="45720" rIns="91440" bIns="45720" numCol="1" spcCol="0" rtlCol="0" fromWordArt="0" anchor="ctr" anchorCtr="0" forceAA="0" compatLnSpc="1">
+                          <a:noAutofit/>
+                        </wps:bodyPr>
+                      </wps:wsp>
+                      <wps:wsp>
+                        <wps:cNvPr id="32" name="矩形 4"/>
+                        <wps:cNvSpPr/>
+                        <wps:spPr>
+                          <a:xfrm>
+                            <a:off x="11408" y="2938"/>
+                            <a:ext cx="5827" cy="9330"/>
+                          </a:xfrm>
+                          <a:prstGeom prst="rect">
+                            <a:avLst/>
+                          </a:prstGeom>
+                          <a:solidFill>
+                            <a:srgbClr val="F5F5F5"/>
+                          </a:solidFill>
+                          <a:ln>
+                            <a:solidFill>
+                              <a:schemeClr val="bg1">
+                                <a:lumMod val="50000"/>
+                              </a:schemeClr>
+                            </a:solidFill>
+                          </a:ln>
+                        </wps:spPr>
+                        <wps:style>
+                          <a:lnRef idx="2">
+                            <a:schemeClr val="accent1">
+                              <a:lumMod val="75000"/>
+                            </a:schemeClr>
+                          </a:lnRef>
+                          <a:fillRef idx="1">
+                            <a:schemeClr val="accent1"/>
+                          </a:fillRef>
+                          <a:effectRef idx="0">
+                            <a:srgbClr val="FFFFFF"/>
+                          </a:effectRef>
+                          <a:fontRef idx="minor">
+                            <a:schemeClr val="lt1"/>
+                          </a:fontRef>
+                        </wps:style>
+                        <wps:bodyPr rot="0" spcFirstLastPara="0" vertOverflow="overflow" horzOverflow="overflow" vert="horz" wrap="square" lIns="91440" tIns="45720" rIns="91440" bIns="45720" numCol="1" spcCol="0" rtlCol="0" fromWordArt="0" anchor="ctr" anchorCtr="0" forceAA="0" compatLnSpc="1">
+                          <a:noAutofit/>
+                        </wps:bodyPr>
+                      </wps:wsp>
+                      <wps:wsp>
+                        <wps:cNvPr id="33" name="矩形 2"/>
+                        <wps:cNvSpPr/>
+                        <wps:spPr>
+                          <a:xfrm>
+                            <a:off x="11475" y="2385"/>
+                            <a:ext cx="5758" cy="555"/>
+                          </a:xfrm>
+                          <a:prstGeom prst="rect">
+                            <a:avLst/>
+                          </a:prstGeom>
+                          <a:solidFill>
+                            <a:srgbClr val="CFF4C8"/>
+                          </a:solidFill>
+                          <a:ln>
+                            <a:solidFill>
+                              <a:schemeClr val="bg1">
+                                <a:lumMod val="50000"/>
+                              </a:schemeClr>
+                            </a:solidFill>
+                          </a:ln>
+                        </wps:spPr>
+                        <wps:style>
+                          <a:lnRef idx="2">
+                            <a:schemeClr val="accent1">
+                              <a:lumMod val="75000"/>
+                            </a:schemeClr>
+                          </a:lnRef>
+                          <a:fillRef idx="1">
+                            <a:schemeClr val="accent1"/>
+                          </a:fillRef>
+                          <a:effectRef idx="0">
+                            <a:srgbClr val="FFFFFF"/>
+                          </a:effectRef>
+                          <a:fontRef idx="minor">
+                            <a:schemeClr val="lt1"/>
+                          </a:fontRef>
+                        </wps:style>
+                        <wps:bodyPr rot="0" spcFirstLastPara="0" vertOverflow="overflow" horzOverflow="overflow" vert="horz" wrap="square" lIns="91440" tIns="45720" rIns="91440" bIns="45720" numCol="1" spcCol="0" rtlCol="0" fromWordArt="0" anchor="ctr" anchorCtr="0" forceAA="0" compatLnSpc="1">
+                          <a:noAutofit/>
+                        </wps:bodyPr>
+                      </wps:wsp>
+                      <wps:wsp>
+                        <wps:cNvPr id="34" name="文本框 14"/>
+                        <wps:cNvSpPr txBox="1"/>
+                        <wps:spPr>
+                          <a:xfrm>
+                            <a:off x="11611" y="2271"/>
+                            <a:ext cx="4245" cy="850"/>
+                          </a:xfrm>
+                          <a:prstGeom prst="rect">
+                            <a:avLst/>
+                          </a:prstGeom>
+                          <a:noFill/>
+                          <a:ln w="6350">
+                            <a:noFill/>
+                          </a:ln>
+                        </wps:spPr>
+                        <wps:style>
+                          <a:lnRef idx="0">
+                            <a:schemeClr val="accent1"/>
+                          </a:lnRef>
+                          <a:fillRef idx="0">
+                            <a:schemeClr val="accent1"/>
+                          </a:fillRef>
+                          <a:effectRef idx="0">
+                            <a:schemeClr val="accent1"/>
+                          </a:effectRef>
+                          <a:fontRef idx="minor">
+                            <a:schemeClr val="dk1"/>
+                          </a:fontRef>
+                        </wps:style>
+                        <wps:txbx>
+                          <w:txbxContent>
+                            <w:p>
+                              <w:pPr>
+                                <w:jc w:val="left"/>
+                                <w:rPr>
+                                  <w:rFonts w:hint="eastAsia" w:ascii="微软雅黑" w:hAnsi="微软雅黑" w:eastAsia="微软雅黑" w:cs="微软雅黑"/>
+                                  <w:sz w:val="24"/>
+                                  <w:szCs w:val="24"/>
+                                </w:rPr>
+                              </w:pPr>
+                              <w:r>
+                                <w:rPr>
+                                  <w:rFonts w:hint="eastAsia" w:ascii="微软雅黑" w:hAnsi="微软雅黑" w:eastAsia="微软雅黑" w:cs="微软雅黑"/>
+                                  <w:sz w:val="32"/>
+                                  <w:szCs w:val="32"/>
+                                </w:rPr>
+                                <w:t>工作经历</w:t>
+                              </w:r>
+                              <w:r>
+                                <w:rPr>
+                                  <w:rFonts w:hint="default" w:eastAsia="微软雅黑" w:cs="微软雅黑" w:asciiTheme="minorAscii" w:hAnsiTheme="minorAscii"/>
+                                  <w:sz w:val="24"/>
+                                  <w:szCs w:val="24"/>
+                                </w:rPr>
+                                <w:t>Work Experience</w:t>
+                              </w:r>
+                            </w:p>
+                            <w:p>
+                              <w:pPr>
+                                <w:rPr>
+                                  <w:rFonts w:hint="eastAsia"/>
+                                  <w:lang w:val="en-US" w:eastAsia="zh-CN"/>
+                                </w:rPr>
+                              </w:pPr>
+                            </w:p>
+                          </w:txbxContent>
+                        </wps:txbx>
+                        <wps:bodyPr rot="0" spcFirstLastPara="0" vertOverflow="overflow" horzOverflow="overflow" vert="horz" wrap="square" lIns="91440" tIns="45720" rIns="91440" bIns="45720" numCol="1" spcCol="0" rtlCol="0" fromWordArt="0" anchor="t" anchorCtr="0" forceAA="0" compatLnSpc="1">
+                          <a:noAutofit/>
+                        </wps:bodyPr>
+                      </wps:wsp>
+                      <wps:wsp>
+                        <wps:cNvPr id="35" name="椭圆 6"/>
+                        <wps:cNvSpPr/>
+                        <wps:spPr>
+                          <a:xfrm>
+                            <a:off x="16830" y="2610"/>
+                            <a:ext cx="119" cy="119"/>
+                          </a:xfrm>
+                          <a:prstGeom prst="ellipse">
+                            <a:avLst/>
+                          </a:prstGeom>
+                          <a:solidFill>
+                            <a:schemeClr val="bg1"/>
+                          </a:solidFill>
+                          <a:ln>
+                            <a:noFill/>
+                          </a:ln>
+                        </wps:spPr>
+                        <wps:style>
+                          <a:lnRef idx="2">
+                            <a:schemeClr val="accent1">
+                              <a:lumMod val="75000"/>
+                            </a:schemeClr>
+                          </a:lnRef>
+                          <a:fillRef idx="1">
+                            <a:schemeClr val="accent1"/>
+                          </a:fillRef>
+                          <a:effectRef idx="0">
+                            <a:srgbClr val="FFFFFF"/>
+                          </a:effectRef>
+                          <a:fontRef idx="minor">
+                            <a:schemeClr val="lt1"/>
+                          </a:fontRef>
+                        </wps:style>
+                        <wps:bodyPr rot="0" spcFirstLastPara="0" vertOverflow="overflow" horzOverflow="overflow" vert="horz" wrap="square" lIns="91440" tIns="45720" rIns="91440" bIns="45720" numCol="1" spcCol="0" rtlCol="0" fromWordArt="0" anchor="ctr" anchorCtr="0" forceAA="0" compatLnSpc="1">
+                          <a:noAutofit/>
+                        </wps:bodyPr>
+                      </wps:wsp>
+                    </wpg:wgp>
+                  </a:graphicData>
+                </a:graphic>
+              </wp:anchor>
+            </w:drawing>
+          </mc:Choice>
+          <mc:Fallback>
+            <w:pict>
+              <v:group id="_x0000_s1026" o:spid="_x0000_s1026" o:spt="203" style="position:absolute;left:0pt;margin-left:178.15pt;margin-top:237.4pt;height:505.85pt;width:297.35pt;z-index:-251652096;mso-width-relative:page;mso-height-relative:page;" coordorigin="11408,2271" coordsize="5947,10117" o:gfxdata="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">
+                <o:lock v:ext="edit" aspectratio="f"/>
+                <v:rect id="矩形 5" o:spid="_x0000_s1026" o:spt="1" style="position:absolute;left:11497;top:2745;height:9643;width:5858;v-text-anchor:middle;" fillcolor="#CFF4C8" filled="t" stroked="t" coordsize="21600,21600" o:gfxdata="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">
+                  <v:fill on="t" focussize="0,0"/>
+                  <v:stroke weight="1pt" color="#808080 [1612]" miterlimit="8" joinstyle="miter"/>
+                  <v:imagedata o:title=""/>
+                  <o:lock v:ext="edit" aspectratio="f"/>
+                </v:rect>
+                <v:rect id="矩形 4" o:spid="_x0000_s1026" o:spt="1" style="position:absolute;left:11408;top:2938;height:9330;width:5827;v-text-anchor:middle;" fillcolor="#F5F5F5" filled="t" stroked="t" coordsize="21600,21600" o:gfxdata="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">
+                  <v:fill on="t" focussize="0,0"/>
+                  <v:stroke weight="1pt" color="#808080 [1612]" miterlimit="8" joinstyle="miter"/>
+                  <v:imagedata o:title=""/>
+                  <o:lock v:ext="edit" aspectratio="f"/>
+                </v:rect>
+                <v:rect id="矩形 2" o:spid="_x0000_s1026" o:spt="1" style="position:absolute;left:11475;top:2385;height:555;width:5758;v-text-anchor:middle;" fillcolor="#CFF4C8" filled="t" stroked="t" coordsize="21600,21600" o:gfxdata="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">
+                  <v:fill on="t" focussize="0,0"/>
+                  <v:stroke weight="1pt" color="#808080 [1612]" miterlimit="8" joinstyle="miter"/>
+                  <v:imagedata o:title=""/>
+                  <o:lock v:ext="edit" aspectratio="f"/>
+                </v:rect>
+                <v:shape id="文本框 14" o:spid="_x0000_s1026" o:spt="202" type="#_x0000_t202" style="position:absolute;left:11611;top:2271;height:850;width:4245;" filled="f" stroked="f" coordsize="21600,21600" o:gfxdata="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">
+                  <v:fill on="f" focussize="0,0"/>
+                  <v:stroke on="f" weight="0.5pt"/>
+                  <v:imagedata o:title=""/>
+                  <o:lock v:ext="edit" aspectratio="f"/>
+                  <v:textbox>
+                    <w:txbxContent>
+                      <w:p>
+                        <w:pPr>
+                          <w:jc w:val="left"/>
+                          <w:rPr>
+                            <w:rFonts w:hint="eastAsia" w:ascii="微软雅黑" w:hAnsi="微软雅黑" w:eastAsia="微软雅黑" w:cs="微软雅黑"/>
+                            <w:sz w:val="24"/>
+                            <w:szCs w:val="24"/>
+                          </w:rPr>
+                        </w:pPr>
+                        <w:r>
+                          <w:rPr>
+                            <w:rFonts w:hint="eastAsia" w:ascii="微软雅黑" w:hAnsi="微软雅黑" w:eastAsia="微软雅黑" w:cs="微软雅黑"/>
+                            <w:sz w:val="32"/>
+                            <w:szCs w:val="32"/>
+                          </w:rPr>
+                          <w:t>工作经历</w:t>
+                        </w:r>
+                        <w:r>
+                          <w:rPr>
+                            <w:rFonts w:hint="default" w:eastAsia="微软雅黑" w:cs="微软雅黑" w:asciiTheme="minorAscii" w:hAnsiTheme="minorAscii"/>
+                            <w:sz w:val="24"/>
+                            <w:szCs w:val="24"/>
+                          </w:rPr>
+                          <w:t>Work Experience</w:t>
+                        </w:r>
+                      </w:p>
+                      <w:p>
+                        <w:pPr>
+                          <w:rPr>
+                            <w:rFonts w:hint="eastAsia"/>
+                            <w:lang w:val="en-US" w:eastAsia="zh-CN"/>
+                          </w:rPr>
+                        </w:pPr>
+                      </w:p>
+                    </w:txbxContent>
+                  </v:textbox>
+                </v:shape>
+                <v:shape id="椭圆 6" o:spid="_x0000_s1026" o:spt="3" type="#_x0000_t3" style="position:absolute;left:16830;top:2610;height:119;width:119;v-text-anchor:middle;" fillcolor="#FFFFFF [3212]" filled="t" stroked="f" coordsize="21600,21600" o:gfxdata="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">
+                  <v:fill on="t" focussize="0,0"/>
+                  <v:stroke on="f" weight="1pt" miterlimit="8" joinstyle="miter"/>
+                  <v:imagedata o:title=""/>
+                  <o:lock v:ext="edit" aspectratio="f"/>
+                </v:shape>
+              </v:group>
+            </w:pict>
+          </mc:Fallback>
+        </mc:AlternateContent>
+      </w:r>
       <w:r>
         <w:rPr>
           <w:sz w:val="21"/>
@@ -141,7 +662,7 @@
         <mc:AlternateContent>
           <mc:Choice Requires="wpg">
             <w:drawing>
-              <wp:anchor distT="0" distB="0" distL="114300" distR="114300" simplePos="0" relativeHeight="251664384" behindDoc="0" locked="0" layoutInCell="1" allowOverlap="1">
+              <wp:anchor distT="0" distB="0" distL="114300" distR="114300" simplePos="0" relativeHeight="251665408" behindDoc="0" locked="0" layoutInCell="1" allowOverlap="1">
                 <wp:simplePos x="0" y="0"/>
                 <wp:positionH relativeFrom="column">
                   <wp:posOffset>-384810</wp:posOffset>
@@ -239,7 +760,7 @@
           </mc:Choice>
           <mc:Fallback>
             <w:pict>
-              <v:group id="_x0000_s1026" o:spid="_x0000_s1026" o:spt="203" style="position:absolute;left:0pt;margin-left:-30.3pt;margin-top:-20.8pt;height:179.2pt;width:145.15pt;z-index:251664384;mso-width-relative:page;mso-height-relative:page;" coordorigin="6870,600" coordsize="3391,4339" o:gfxdata="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">
+              <v:group id="_x0000_s1026" o:spid="_x0000_s1026" o:spt="203" style="position:absolute;left:0pt;margin-left:-30.3pt;margin-top:-20.8pt;height:179.2pt;width:145.15pt;z-index:251665408;mso-width-relative:page;mso-height-relative:page;" coordorigin="6870,600" coordsize="3391,4339" o:gfxdata="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">
                 <o:lock v:ext="edit" aspectratio="f"/>
                 <v:rect id="矩形 4" o:spid="_x0000_s1026" o:spt="1" style="position:absolute;left:6870;top:676;height:4243;width:3391;v-text-anchor:middle;" fillcolor="#F6EEE6" filled="t" stroked="t" coordsize="21600,21600" o:gfxdata="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">
                   <v:fill on="t" focussize="0,0"/>
@@ -4151,176 +4672,6 @@
         <mc:AlternateContent>
           <mc:Choice Requires="wps">
             <w:drawing>
-              <wp:anchor distT="0" distB="0" distL="114300" distR="114300" simplePos="0" relativeHeight="251669504" behindDoc="0" locked="0" layoutInCell="1" allowOverlap="1">
-                <wp:simplePos x="0" y="0"/>
-                <wp:positionH relativeFrom="column">
-                  <wp:posOffset>2426335</wp:posOffset>
-                </wp:positionH>
-                <wp:positionV relativeFrom="paragraph">
-                  <wp:posOffset>3623310</wp:posOffset>
-                </wp:positionV>
-                <wp:extent cx="3409315" cy="5328285"/>
-                <wp:effectExtent l="0" t="0" r="0" b="0"/>
-                <wp:wrapNone/>
-                <wp:docPr id="51" name="文本框 51"/>
-                <wp:cNvGraphicFramePr/>
-                <a:graphic xmlns:a="http://schemas.openxmlformats.org/drawingml/2006/main">
-                  <a:graphicData uri="http://schemas.microsoft.com/office/word/2010/wordprocessingShape">
-                    <wps:wsp>
-                      <wps:cNvSpPr txBox="1"/>
-                      <wps:spPr>
-                        <a:xfrm>
-                          <a:off x="0" y="0"/>
-                          <a:ext cx="3409315" cy="5328285"/>
-                        </a:xfrm>
-                        <a:prstGeom prst="rect">
-                          <a:avLst/>
-                        </a:prstGeom>
-                        <a:noFill/>
-                        <a:ln w="6350">
-                          <a:noFill/>
-                        </a:ln>
-                      </wps:spPr>
-                      <wps:style>
-                        <a:lnRef idx="0">
-                          <a:schemeClr val="accent1"/>
-                        </a:lnRef>
-                        <a:fillRef idx="0">
-                          <a:schemeClr val="accent1"/>
-                        </a:fillRef>
-                        <a:effectRef idx="0">
-                          <a:schemeClr val="accent1"/>
-                        </a:effectRef>
-                        <a:fontRef idx="minor">
-                          <a:schemeClr val="dk1"/>
-                        </a:fontRef>
-                      </wps:style>
-                      <wps:txbx>
-                        <w:txbxContent>
-                          <w:p>
-                            <w:pPr>
-                              <w:keepNext w:val="0"/>
-                              <w:keepLines w:val="0"/>
-                              <w:pageBreakBefore w:val="0"/>
-                              <w:widowControl w:val="0"/>
-                              <w:tabs>
-                                <w:tab w:val="center" w:pos="3040"/>
-                                <w:tab w:val="right" w:pos="5080"/>
-                              </w:tabs>
-                              <w:kinsoku/>
-                              <w:wordWrap/>
-                              <w:overflowPunct/>
-                              <w:topLinePunct w:val="0"/>
-                              <w:bidi w:val="0"/>
-                              <w:adjustRightInd/>
-                              <w:snapToGrid/>
-                              <w:spacing w:line="360" w:lineRule="exact"/>
-                              <w:jc w:val="left"/>
-                              <w:textAlignment w:val="auto"/>
-                              <w:rPr>
-                                <w:rFonts w:hint="eastAsia" w:ascii="微软雅黑" w:hAnsi="微软雅黑" w:eastAsia="微软雅黑" w:cs="微软雅黑"/>
-                                <w:sz w:val="22"/>
-                                <w:szCs w:val="22"/>
-                                <w:lang w:eastAsia="zh-CN"/>
-                              </w:rPr>
-                            </w:pPr>
-                            <w:r>
-                              <w:rPr>
-                                <w:rFonts w:hint="eastAsia" w:ascii="微软雅黑" w:hAnsi="微软雅黑" w:eastAsia="微软雅黑" w:cs="微软雅黑"/>
-                                <w:sz w:val="22"/>
-                                <w:szCs w:val="22"/>
-                                <w:lang w:val="en-US" w:eastAsia="zh-CN"/>
-                              </w:rPr>
-                              <w:t>{{workExperience}}</w:t>
-                            </w:r>
-                          </w:p>
-                          <w:p>
-                            <w:pPr>
-                              <w:tabs>
-                                <w:tab w:val="center" w:pos="3040"/>
-                                <w:tab w:val="right" w:pos="5080"/>
-                              </w:tabs>
-                            </w:pPr>
-                          </w:p>
-                        </w:txbxContent>
-                      </wps:txbx>
-                      <wps:bodyPr rot="0" spcFirstLastPara="0" vertOverflow="overflow" horzOverflow="overflow" vert="horz" wrap="square" lIns="91440" tIns="45720" rIns="91440" bIns="45720" numCol="1" spcCol="0" rtlCol="0" fromWordArt="0" anchor="t" anchorCtr="0" forceAA="0" compatLnSpc="1">
-                        <a:noAutofit/>
-                      </wps:bodyPr>
-                    </wps:wsp>
-                  </a:graphicData>
-                </a:graphic>
-              </wp:anchor>
-            </w:drawing>
-          </mc:Choice>
-          <mc:Fallback>
-            <w:pict>
-              <v:shape id="_x0000_s1026" o:spid="_x0000_s1026" o:spt="202" type="#_x0000_t202" style="position:absolute;left:0pt;margin-left:191.05pt;margin-top:285.3pt;height:419.55pt;width:268.45pt;z-index:251669504;mso-width-relative:page;mso-height-relative:page;" filled="f" stroked="f" coordsize="21600,21600" o:gfxdata="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">
-                <v:fill on="f" focussize="0,0"/>
-                <v:stroke on="f" weight="0.5pt"/>
-                <v:imagedata o:title=""/>
-                <o:lock v:ext="edit" aspectratio="f"/>
-                <v:textbox>
-                  <w:txbxContent>
-                    <w:p>
-                      <w:pPr>
-                        <w:keepNext w:val="0"/>
-                        <w:keepLines w:val="0"/>
-                        <w:pageBreakBefore w:val="0"/>
-                        <w:widowControl w:val="0"/>
-                        <w:tabs>
-                          <w:tab w:val="center" w:pos="3040"/>
-                          <w:tab w:val="right" w:pos="5080"/>
-                        </w:tabs>
-                        <w:kinsoku/>
-                        <w:wordWrap/>
-                        <w:overflowPunct/>
-                        <w:topLinePunct w:val="0"/>
-                        <w:bidi w:val="0"/>
-                        <w:adjustRightInd/>
-                        <w:snapToGrid/>
-                        <w:spacing w:line="360" w:lineRule="exact"/>
-                        <w:jc w:val="left"/>
-                        <w:textAlignment w:val="auto"/>
-                        <w:rPr>
-                          <w:rFonts w:hint="eastAsia" w:ascii="微软雅黑" w:hAnsi="微软雅黑" w:eastAsia="微软雅黑" w:cs="微软雅黑"/>
-                          <w:sz w:val="22"/>
-                          <w:szCs w:val="22"/>
-                          <w:lang w:eastAsia="zh-CN"/>
-                        </w:rPr>
-                      </w:pPr>
-                      <w:r>
-                        <w:rPr>
-                          <w:rFonts w:hint="eastAsia" w:ascii="微软雅黑" w:hAnsi="微软雅黑" w:eastAsia="微软雅黑" w:cs="微软雅黑"/>
-                          <w:sz w:val="22"/>
-                          <w:szCs w:val="22"/>
-                          <w:lang w:val="en-US" w:eastAsia="zh-CN"/>
-                        </w:rPr>
-                        <w:t>{{workExperience}}</w:t>
-                      </w:r>
-                    </w:p>
-                    <w:p>
-                      <w:pPr>
-                        <w:tabs>
-                          <w:tab w:val="center" w:pos="3040"/>
-                          <w:tab w:val="right" w:pos="5080"/>
-                        </w:tabs>
-                      </w:pPr>
-                    </w:p>
-                  </w:txbxContent>
-                </v:textbox>
-              </v:shape>
-            </w:pict>
-          </mc:Fallback>
-        </mc:AlternateContent>
-      </w:r>
-      <w:r>
-        <w:rPr>
-          <w:sz w:val="18"/>
-        </w:rPr>
-        <mc:AlternateContent>
-          <mc:Choice Requires="wps">
-            <w:drawing>
               <wp:anchor distT="0" distB="0" distL="114300" distR="114300" simplePos="0" relativeHeight="251666432" behindDoc="0" locked="0" layoutInCell="1" allowOverlap="1">
                 <wp:simplePos x="0" y="0"/>
                 <wp:positionH relativeFrom="column">
@@ -4493,7 +4844,7 @@
         <mc:AlternateContent>
           <mc:Choice Requires="wpg">
             <w:drawing>
-              <wp:anchor distT="0" distB="0" distL="114300" distR="114300" simplePos="0" relativeHeight="251661312" behindDoc="0" locked="0" layoutInCell="1" allowOverlap="1">
+              <wp:anchor distT="0" distB="0" distL="114300" distR="114300" simplePos="0" relativeHeight="251662336" behindDoc="1" locked="0" layoutInCell="1" allowOverlap="1">
                 <wp:simplePos x="0" y="0"/>
                 <wp:positionH relativeFrom="column">
                   <wp:posOffset>-791845</wp:posOffset>
@@ -4802,7 +5153,7 @@
           </mc:Choice>
           <mc:Fallback>
             <w:pict>
-              <v:group id="_x0000_s1026" o:spid="_x0000_s1026" o:spt="203" style="position:absolute;left:0pt;margin-left:-62.35pt;margin-top:365.35pt;height:135.05pt;width:216.75pt;z-index:251661312;mso-width-relative:page;mso-height-relative:page;" coordorigin="11355,2385" coordsize="4335,2701" o:gfxdata="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">
+              <v:group id="_x0000_s1026" o:spid="_x0000_s1026" o:spt="203" style="position:absolute;left:0pt;margin-left:-62.35pt;margin-top:365.35pt;height:135.05pt;width:216.75pt;z-index:-251654144;mso-width-relative:page;mso-height-relative:page;" coordorigin="11355,2385" coordsize="4335,2701" o:gfxdata="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">
                 <o:lock v:ext="edit" aspectratio="f"/>
                 <v:rect id="矩形 5" o:spid="_x0000_s1026" o:spt="1" style="position:absolute;left:11475;top:2715;height:2371;width:4215;v-text-anchor:middle;" fillcolor="#FDA795" filled="t" stroked="t" coordsize="21600,21600" o:gfxdata="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">
                   <v:fill on="t" focussize="0,0"/>
@@ -5070,7 +5421,7 @@
         <mc:AlternateContent>
           <mc:Choice Requires="wpg">
             <w:drawing>
-              <wp:anchor distT="0" distB="0" distL="114300" distR="114300" simplePos="0" relativeHeight="251662336" behindDoc="0" locked="0" layoutInCell="1" allowOverlap="1">
+              <wp:anchor distT="0" distB="0" distL="114300" distR="114300" simplePos="0" relativeHeight="251663360" behindDoc="1" locked="0" layoutInCell="1" allowOverlap="1">
                 <wp:simplePos x="0" y="0"/>
                 <wp:positionH relativeFrom="column">
                   <wp:posOffset>-801370</wp:posOffset>
@@ -5360,7 +5711,7 @@
           </mc:Choice>
           <mc:Fallback>
             <w:pict>
-              <v:group id="_x0000_s1026" o:spid="_x0000_s1026" o:spt="203" style="position:absolute;left:0pt;margin-left:-63.1pt;margin-top:513.1pt;height:228pt;width:216.75pt;z-index:251662336;mso-width-relative:page;mso-height-relative:page;" coordorigin="11355,2385" coordsize="4335,4560" o:gfxdata="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">
+              <v:group id="_x0000_s1026" o:spid="_x0000_s1026" o:spt="203" style="position:absolute;left:0pt;margin-left:-63.1pt;margin-top:513.1pt;height:228pt;width:216.75pt;z-index:-251653120;mso-width-relative:page;mso-height-relative:page;" coordorigin="11355,2385" coordsize="4335,4560" o:gfxdata="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">
                 <o:lock v:ext="edit" aspectratio="f"/>
                 <v:rect id="矩形 5" o:spid="_x0000_s1026" o:spt="1" style="position:absolute;left:11475;top:2715;height:4230;width:4215;v-text-anchor:middle;" fillcolor="#FFF4A6" filled="t" stroked="t" coordsize="21600,21600" o:gfxdata="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">
                   <v:fill on="t" focussize="0,0"/>
@@ -5463,7 +5814,7 @@
         <mc:AlternateContent>
           <mc:Choice Requires="wpg">
             <w:drawing>
-              <wp:anchor distT="0" distB="0" distL="114300" distR="114300" simplePos="0" relativeHeight="251659264" behindDoc="0" locked="0" layoutInCell="1" allowOverlap="1">
+              <wp:anchor distT="0" distB="0" distL="114300" distR="114300" simplePos="0" relativeHeight="251660288" behindDoc="1" locked="0" layoutInCell="1" allowOverlap="1">
                 <wp:simplePos x="0" y="0"/>
                 <wp:positionH relativeFrom="column">
                   <wp:posOffset>2256155</wp:posOffset>
@@ -5732,7 +6083,7 @@
           </mc:Choice>
           <mc:Fallback>
             <w:pict>
-              <v:group id="_x0000_s1026" o:spid="_x0000_s1026" o:spt="203" style="position:absolute;left:0pt;margin-left:177.65pt;margin-top:53.65pt;height:173.75pt;width:300pt;z-index:251659264;mso-width-relative:page;mso-height-relative:page;" coordorigin="11355,2271" coordsize="6000,3475" o:gfxdata="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">
+              <v:group id="_x0000_s1026" o:spid="_x0000_s1026" o:spt="203" style="position:absolute;left:0pt;margin-left:177.65pt;margin-top:53.65pt;height:173.75pt;width:300pt;z-index:-251656192;mso-width-relative:page;mso-height-relative:page;" coordorigin="11355,2271" coordsize="6000,3475" o:gfxdata="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">
                 <o:lock v:ext="edit" aspectratio="f"/>
                 <v:rect id="_x0000_s1026" o:spid="_x0000_s1026" o:spt="1" style="position:absolute;left:11475;top:2715;height:3031;width:5880;v-text-anchor:middle;" fillcolor="#DDD7FE" filled="t" stroked="t" coordsize="21600,21600" o:gfxdata="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">
                   <v:fill on="t" focussize="0,0"/>
@@ -5814,358 +6165,7 @@
         <mc:AlternateContent>
           <mc:Choice Requires="wpg">
             <w:drawing>
-              <wp:anchor distT="0" distB="0" distL="114300" distR="114300" simplePos="0" relativeHeight="251663360" behindDoc="0" locked="0" layoutInCell="1" allowOverlap="1">
-                <wp:simplePos x="0" y="0"/>
-                <wp:positionH relativeFrom="column">
-                  <wp:posOffset>2256155</wp:posOffset>
-                </wp:positionH>
-                <wp:positionV relativeFrom="paragraph">
-                  <wp:posOffset>2986405</wp:posOffset>
-                </wp:positionV>
-                <wp:extent cx="3810000" cy="6424295"/>
-                <wp:effectExtent l="6350" t="0" r="12700" b="14605"/>
-                <wp:wrapNone/>
-                <wp:docPr id="30" name="组合 30"/>
-                <wp:cNvGraphicFramePr/>
-                <a:graphic xmlns:a="http://schemas.openxmlformats.org/drawingml/2006/main">
-                  <a:graphicData uri="http://schemas.microsoft.com/office/word/2010/wordprocessingGroup">
-                    <wpg:wgp>
-                      <wpg:cNvGrpSpPr/>
-                      <wpg:grpSpPr>
-                        <a:xfrm>
-                          <a:off x="0" y="0"/>
-                          <a:ext cx="3810000" cy="6424295"/>
-                          <a:chOff x="11355" y="2271"/>
-                          <a:chExt cx="6000" cy="10117"/>
-                        </a:xfrm>
-                      </wpg:grpSpPr>
-                      <wps:wsp>
-                        <wps:cNvPr id="31" name="矩形 5"/>
-                        <wps:cNvSpPr/>
-                        <wps:spPr>
-                          <a:xfrm>
-                            <a:off x="11475" y="2715"/>
-                            <a:ext cx="5880" cy="9673"/>
-                          </a:xfrm>
-                          <a:prstGeom prst="rect">
-                            <a:avLst/>
-                          </a:prstGeom>
-                          <a:solidFill>
-                            <a:srgbClr val="CFF4C8"/>
-                          </a:solidFill>
-                          <a:ln>
-                            <a:solidFill>
-                              <a:schemeClr val="bg1">
-                                <a:lumMod val="50000"/>
-                              </a:schemeClr>
-                            </a:solidFill>
-                          </a:ln>
-                        </wps:spPr>
-                        <wps:style>
-                          <a:lnRef idx="2">
-                            <a:schemeClr val="accent1">
-                              <a:lumMod val="75000"/>
-                            </a:schemeClr>
-                          </a:lnRef>
-                          <a:fillRef idx="1">
-                            <a:schemeClr val="accent1"/>
-                          </a:fillRef>
-                          <a:effectRef idx="0">
-                            <a:srgbClr val="FFFFFF"/>
-                          </a:effectRef>
-                          <a:fontRef idx="minor">
-                            <a:schemeClr val="lt1"/>
-                          </a:fontRef>
-                        </wps:style>
-                        <wps:bodyPr rot="0" spcFirstLastPara="0" vertOverflow="overflow" horzOverflow="overflow" vert="horz" wrap="square" lIns="91440" tIns="45720" rIns="91440" bIns="45720" numCol="1" spcCol="0" rtlCol="0" fromWordArt="0" anchor="ctr" anchorCtr="0" forceAA="0" compatLnSpc="1">
-                          <a:noAutofit/>
-                        </wps:bodyPr>
-                      </wps:wsp>
-                      <wps:wsp>
-                        <wps:cNvPr id="32" name="矩形 4"/>
-                        <wps:cNvSpPr/>
-                        <wps:spPr>
-                          <a:xfrm>
-                            <a:off x="11355" y="2595"/>
-                            <a:ext cx="5880" cy="9673"/>
-                          </a:xfrm>
-                          <a:prstGeom prst="rect">
-                            <a:avLst/>
-                          </a:prstGeom>
-                          <a:solidFill>
-                            <a:srgbClr val="F5F5F5"/>
-                          </a:solidFill>
-                          <a:ln>
-                            <a:solidFill>
-                              <a:schemeClr val="bg1">
-                                <a:lumMod val="50000"/>
-                              </a:schemeClr>
-                            </a:solidFill>
-                          </a:ln>
-                        </wps:spPr>
-                        <wps:style>
-                          <a:lnRef idx="2">
-                            <a:schemeClr val="accent1">
-                              <a:lumMod val="75000"/>
-                            </a:schemeClr>
-                          </a:lnRef>
-                          <a:fillRef idx="1">
-                            <a:schemeClr val="accent1"/>
-                          </a:fillRef>
-                          <a:effectRef idx="0">
-                            <a:srgbClr val="FFFFFF"/>
-                          </a:effectRef>
-                          <a:fontRef idx="minor">
-                            <a:schemeClr val="lt1"/>
-                          </a:fontRef>
-                        </wps:style>
-                        <wps:bodyPr rot="0" spcFirstLastPara="0" vertOverflow="overflow" horzOverflow="overflow" vert="horz" wrap="square" lIns="91440" tIns="45720" rIns="91440" bIns="45720" numCol="1" spcCol="0" rtlCol="0" fromWordArt="0" anchor="ctr" anchorCtr="0" forceAA="0" compatLnSpc="1">
-                          <a:noAutofit/>
-                        </wps:bodyPr>
-                      </wps:wsp>
-                      <wps:wsp>
-                        <wps:cNvPr id="33" name="矩形 2"/>
-                        <wps:cNvSpPr/>
-                        <wps:spPr>
-                          <a:xfrm>
-                            <a:off x="11475" y="2385"/>
-                            <a:ext cx="5758" cy="555"/>
-                          </a:xfrm>
-                          <a:prstGeom prst="rect">
-                            <a:avLst/>
-                          </a:prstGeom>
-                          <a:solidFill>
-                            <a:srgbClr val="CFF4C8"/>
-                          </a:solidFill>
-                          <a:ln>
-                            <a:solidFill>
-                              <a:schemeClr val="bg1">
-                                <a:lumMod val="50000"/>
-                              </a:schemeClr>
-                            </a:solidFill>
-                          </a:ln>
-                        </wps:spPr>
-                        <wps:style>
-                          <a:lnRef idx="2">
-                            <a:schemeClr val="accent1">
-                              <a:lumMod val="75000"/>
-                            </a:schemeClr>
-                          </a:lnRef>
-                          <a:fillRef idx="1">
-                            <a:schemeClr val="accent1"/>
-                          </a:fillRef>
-                          <a:effectRef idx="0">
-                            <a:srgbClr val="FFFFFF"/>
-                          </a:effectRef>
-                          <a:fontRef idx="minor">
-                            <a:schemeClr val="lt1"/>
-                          </a:fontRef>
-                        </wps:style>
-                        <wps:bodyPr rot="0" spcFirstLastPara="0" vertOverflow="overflow" horzOverflow="overflow" vert="horz" wrap="square" lIns="91440" tIns="45720" rIns="91440" bIns="45720" numCol="1" spcCol="0" rtlCol="0" fromWordArt="0" anchor="ctr" anchorCtr="0" forceAA="0" compatLnSpc="1">
-                          <a:noAutofit/>
-                        </wps:bodyPr>
-                      </wps:wsp>
-                      <wps:wsp>
-                        <wps:cNvPr id="34" name="文本框 14"/>
-                        <wps:cNvSpPr txBox="1"/>
-                        <wps:spPr>
-                          <a:xfrm>
-                            <a:off x="11611" y="2271"/>
-                            <a:ext cx="4245" cy="850"/>
-                          </a:xfrm>
-                          <a:prstGeom prst="rect">
-                            <a:avLst/>
-                          </a:prstGeom>
-                          <a:noFill/>
-                          <a:ln w="6350">
-                            <a:noFill/>
-                          </a:ln>
-                        </wps:spPr>
-                        <wps:style>
-                          <a:lnRef idx="0">
-                            <a:schemeClr val="accent1"/>
-                          </a:lnRef>
-                          <a:fillRef idx="0">
-                            <a:schemeClr val="accent1"/>
-                          </a:fillRef>
-                          <a:effectRef idx="0">
-                            <a:schemeClr val="accent1"/>
-                          </a:effectRef>
-                          <a:fontRef idx="minor">
-                            <a:schemeClr val="dk1"/>
-                          </a:fontRef>
-                        </wps:style>
-                        <wps:txbx>
-                          <w:txbxContent>
-                            <w:p>
-                              <w:pPr>
-                                <w:jc w:val="left"/>
-                                <w:rPr>
-                                  <w:rFonts w:hint="eastAsia" w:ascii="微软雅黑" w:hAnsi="微软雅黑" w:eastAsia="微软雅黑" w:cs="微软雅黑"/>
-                                  <w:sz w:val="24"/>
-                                  <w:szCs w:val="24"/>
-                                </w:rPr>
-                              </w:pPr>
-                              <w:r>
-                                <w:rPr>
-                                  <w:rFonts w:hint="eastAsia" w:ascii="微软雅黑" w:hAnsi="微软雅黑" w:eastAsia="微软雅黑" w:cs="微软雅黑"/>
-                                  <w:sz w:val="32"/>
-                                  <w:szCs w:val="32"/>
-                                </w:rPr>
-                                <w:t>工作经历</w:t>
-                              </w:r>
-                              <w:r>
-                                <w:rPr>
-                                  <w:rFonts w:hint="default" w:eastAsia="微软雅黑" w:cs="微软雅黑" w:asciiTheme="minorAscii" w:hAnsiTheme="minorAscii"/>
-                                  <w:sz w:val="24"/>
-                                  <w:szCs w:val="24"/>
-                                </w:rPr>
-                                <w:t>Work Experience</w:t>
-                              </w:r>
-                            </w:p>
-                            <w:p>
-                              <w:pPr>
-                                <w:rPr>
-                                  <w:rFonts w:hint="eastAsia"/>
-                                  <w:lang w:val="en-US" w:eastAsia="zh-CN"/>
-                                </w:rPr>
-                              </w:pPr>
-                            </w:p>
-                          </w:txbxContent>
-                        </wps:txbx>
-                        <wps:bodyPr rot="0" spcFirstLastPara="0" vertOverflow="overflow" horzOverflow="overflow" vert="horz" wrap="square" lIns="91440" tIns="45720" rIns="91440" bIns="45720" numCol="1" spcCol="0" rtlCol="0" fromWordArt="0" anchor="t" anchorCtr="0" forceAA="0" compatLnSpc="1">
-                          <a:noAutofit/>
-                        </wps:bodyPr>
-                      </wps:wsp>
-                      <wps:wsp>
-                        <wps:cNvPr id="35" name="椭圆 6"/>
-                        <wps:cNvSpPr/>
-                        <wps:spPr>
-                          <a:xfrm>
-                            <a:off x="16830" y="2610"/>
-                            <a:ext cx="119" cy="119"/>
-                          </a:xfrm>
-                          <a:prstGeom prst="ellipse">
-                            <a:avLst/>
-                          </a:prstGeom>
-                          <a:solidFill>
-                            <a:schemeClr val="bg1"/>
-                          </a:solidFill>
-                          <a:ln>
-                            <a:noFill/>
-                          </a:ln>
-                        </wps:spPr>
-                        <wps:style>
-                          <a:lnRef idx="2">
-                            <a:schemeClr val="accent1">
-                              <a:lumMod val="75000"/>
-                            </a:schemeClr>
-                          </a:lnRef>
-                          <a:fillRef idx="1">
-                            <a:schemeClr val="accent1"/>
-                          </a:fillRef>
-                          <a:effectRef idx="0">
-                            <a:srgbClr val="FFFFFF"/>
-                          </a:effectRef>
-                          <a:fontRef idx="minor">
-                            <a:schemeClr val="lt1"/>
-                          </a:fontRef>
-                        </wps:style>
-                        <wps:bodyPr rot="0" spcFirstLastPara="0" vertOverflow="overflow" horzOverflow="overflow" vert="horz" wrap="square" lIns="91440" tIns="45720" rIns="91440" bIns="45720" numCol="1" spcCol="0" rtlCol="0" fromWordArt="0" anchor="ctr" anchorCtr="0" forceAA="0" compatLnSpc="1">
-                          <a:noAutofit/>
-                        </wps:bodyPr>
-                      </wps:wsp>
-                    </wpg:wgp>
-                  </a:graphicData>
-                </a:graphic>
-              </wp:anchor>
-            </w:drawing>
-          </mc:Choice>
-          <mc:Fallback>
-            <w:pict>
-              <v:group id="_x0000_s1026" o:spid="_x0000_s1026" o:spt="203" style="position:absolute;left:0pt;margin-left:177.65pt;margin-top:235.15pt;height:505.85pt;width:300pt;z-index:251663360;mso-width-relative:page;mso-height-relative:page;" coordorigin="11355,2271" coordsize="6000,10117" o:gfxdata="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">
-                <o:lock v:ext="edit" aspectratio="f"/>
-                <v:rect id="矩形 5" o:spid="_x0000_s1026" o:spt="1" style="position:absolute;left:11475;top:2715;height:9673;width:5880;v-text-anchor:middle;" fillcolor="#CFF4C8" filled="t" stroked="t" coordsize="21600,21600" o:gfxdata="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">
-                  <v:fill on="t" focussize="0,0"/>
-                  <v:stroke weight="1pt" color="#808080 [1612]" miterlimit="8" joinstyle="miter"/>
-                  <v:imagedata o:title=""/>
-                  <o:lock v:ext="edit" aspectratio="f"/>
-                </v:rect>
-                <v:rect id="矩形 4" o:spid="_x0000_s1026" o:spt="1" style="position:absolute;left:11355;top:2595;height:9673;width:5880;v-text-anchor:middle;" fillcolor="#F5F5F5" filled="t" stroked="t" coordsize="21600,21600" o:gfxdata="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">
-                  <v:fill on="t" focussize="0,0"/>
-                  <v:stroke weight="1pt" color="#808080 [1612]" miterlimit="8" joinstyle="miter"/>
-                  <v:imagedata o:title=""/>
-                  <o:lock v:ext="edit" aspectratio="f"/>
-                </v:rect>
-                <v:rect id="矩形 2" o:spid="_x0000_s1026" o:spt="1" style="position:absolute;left:11475;top:2385;height:555;width:5758;v-text-anchor:middle;" fillcolor="#CFF4C8" filled="t" stroked="t" coordsize="21600,21600" o:gfxdata="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">
-                  <v:fill on="t" focussize="0,0"/>
-                  <v:stroke weight="1pt" color="#808080 [1612]" miterlimit="8" joinstyle="miter"/>
-                  <v:imagedata o:title=""/>
-                  <o:lock v:ext="edit" aspectratio="f"/>
-                </v:rect>
-                <v:shape id="文本框 14" o:spid="_x0000_s1026" o:spt="202" type="#_x0000_t202" style="position:absolute;left:11611;top:2271;height:850;width:4245;" filled="f" stroked="f" coordsize="21600,21600" o:gfxdata="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">
-                  <v:fill on="f" focussize="0,0"/>
-                  <v:stroke on="f" weight="0.5pt"/>
-                  <v:imagedata o:title=""/>
-                  <o:lock v:ext="edit" aspectratio="f"/>
-                  <v:textbox>
-                    <w:txbxContent>
-                      <w:p>
-                        <w:pPr>
-                          <w:jc w:val="left"/>
-                          <w:rPr>
-                            <w:rFonts w:hint="eastAsia" w:ascii="微软雅黑" w:hAnsi="微软雅黑" w:eastAsia="微软雅黑" w:cs="微软雅黑"/>
-                            <w:sz w:val="24"/>
-                            <w:szCs w:val="24"/>
-                          </w:rPr>
-                        </w:pPr>
-                        <w:r>
-                          <w:rPr>
-                            <w:rFonts w:hint="eastAsia" w:ascii="微软雅黑" w:hAnsi="微软雅黑" w:eastAsia="微软雅黑" w:cs="微软雅黑"/>
-                            <w:sz w:val="32"/>
-                            <w:szCs w:val="32"/>
-                          </w:rPr>
-                          <w:t>工作经历</w:t>
-                        </w:r>
-                        <w:r>
-                          <w:rPr>
-                            <w:rFonts w:hint="default" w:eastAsia="微软雅黑" w:cs="微软雅黑" w:asciiTheme="minorAscii" w:hAnsiTheme="minorAscii"/>
-                            <w:sz w:val="24"/>
-                            <w:szCs w:val="24"/>
-                          </w:rPr>
-                          <w:t>Work Experience</w:t>
-                        </w:r>
-                      </w:p>
-                      <w:p>
-                        <w:pPr>
-                          <w:rPr>
-                            <w:rFonts w:hint="eastAsia"/>
-                            <w:lang w:val="en-US" w:eastAsia="zh-CN"/>
-                          </w:rPr>
-                        </w:pPr>
-                      </w:p>
-                    </w:txbxContent>
-                  </v:textbox>
-                </v:shape>
-                <v:shape id="椭圆 6" o:spid="_x0000_s1026" o:spt="3" type="#_x0000_t3" style="position:absolute;left:16830;top:2610;height:119;width:119;v-text-anchor:middle;" fillcolor="#FFFFFF [3212]" filled="t" stroked="f" coordsize="21600,21600" o:gfxdata="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">
-                  <v:fill on="t" focussize="0,0"/>
-                  <v:stroke on="f" weight="1pt" miterlimit="8" joinstyle="miter"/>
-                  <v:imagedata o:title=""/>
-                  <o:lock v:ext="edit" aspectratio="f"/>
-                </v:shape>
-              </v:group>
-            </w:pict>
-          </mc:Fallback>
-        </mc:AlternateContent>
-      </w:r>
-      <w:r>
-        <w:rPr>
-          <w:sz w:val="18"/>
-        </w:rPr>
-        <mc:AlternateContent>
-          <mc:Choice Requires="wpg">
-            <w:drawing>
-              <wp:anchor distT="0" distB="0" distL="114300" distR="114300" simplePos="0" relativeHeight="251660288" behindDoc="0" locked="0" layoutInCell="1" allowOverlap="1">
+              <wp:anchor distT="0" distB="0" distL="114300" distR="114300" simplePos="0" relativeHeight="251661312" behindDoc="1" locked="0" layoutInCell="1" allowOverlap="1">
                 <wp:simplePos x="0" y="0"/>
                 <wp:positionH relativeFrom="column">
                   <wp:posOffset>-801370</wp:posOffset>
@@ -6443,7 +6443,7 @@
           </mc:Choice>
           <mc:Fallback>
             <w:pict>
-              <v:group id="_x0000_s1026" o:spid="_x0000_s1026" o:spt="203" style="position:absolute;left:0pt;margin-left:-63.1pt;margin-top:187.15pt;height:163.95pt;width:216.75pt;z-index:251660288;mso-width-relative:page;mso-height-relative:page;" coordorigin="11355,2271" coordsize="4335,3279" o:gfxdata="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">
+              <v:group id="_x0000_s1026" o:spid="_x0000_s1026" o:spt="203" style="position:absolute;left:0pt;margin-left:-63.1pt;margin-top:187.15pt;height:163.95pt;width:216.75pt;z-index:-251655168;mso-width-relative:page;mso-height-relative:page;" coordorigin="11355,2271" coordsize="4335,3279" o:gfxdata="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">
                 <o:lock v:ext="edit" aspectratio="f"/>
                 <v:rect id="矩形 5" o:spid="_x0000_s1026" o:spt="1" style="position:absolute;left:11475;top:2715;height:2835;width:4215;v-text-anchor:middle;" fillcolor="#B5E4FB" filled="t" stroked="t" coordsize="21600,21600" o:gfxdata="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">
                   <v:fill on="t" focussize="0,0"/>
@@ -6527,8 +6527,6 @@
           </mc:Fallback>
         </mc:AlternateContent>
       </w:r>
-      <w:bookmarkStart w:id="0" w:name="_GoBack"/>
-      <w:bookmarkEnd w:id="0"/>
       <w:r>
         <w:rPr>
           <w:sz w:val="18"/>
@@ -6700,11 +6698,12 @@
           </mc:Fallback>
         </mc:AlternateContent>
       </w:r>
+      <w:bookmarkStart w:id="0" w:name="_GoBack"/>
       <w:r>
         <mc:AlternateContent>
           <mc:Choice Requires="wps">
             <w:drawing>
-              <wp:anchor distT="0" distB="0" distL="114300" distR="114300" simplePos="0" relativeHeight="251665408" behindDoc="1" locked="0" layoutInCell="1" allowOverlap="1">
+              <wp:anchor distT="0" distB="0" distL="114300" distR="114300" simplePos="0" relativeHeight="251659264" behindDoc="1" locked="0" layoutInCell="1" allowOverlap="1">
                 <wp:simplePos x="0" y="0"/>
                 <wp:positionH relativeFrom="column">
                   <wp:posOffset>2265045</wp:posOffset>
@@ -6767,7 +6766,7 @@
           </mc:Choice>
           <mc:Fallback>
             <w:pict>
-              <v:rect id="矩形 4" o:spid="_x0000_s1026" o:spt="1" style="position:absolute;left:0pt;margin-left:178.35pt;margin-top:-38.9pt;height:82.5pt;width:300.1pt;z-index:-251651072;v-text-anchor:middle;mso-width-relative:page;mso-height-relative:page;" fillcolor="#F6EEE6" filled="t" stroked="t" coordsize="21600,21600" o:gfxdata="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">
+              <v:rect id="矩形 4" o:spid="_x0000_s1026" o:spt="1" style="position:absolute;left:0pt;margin-left:178.35pt;margin-top:-38.9pt;height:82.5pt;width:300.1pt;z-index:-251657216;v-text-anchor:middle;mso-width-relative:page;mso-height-relative:page;" fillcolor="#F6EEE6" filled="t" stroked="t" coordsize="21600,21600" o:gfxdata="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">
                 <v:fill on="t" focussize="0,0"/>
                 <v:stroke weight="1pt" color="#808080 [1612]" miterlimit="8" joinstyle="miter"/>
                 <v:imagedata o:title=""/>
@@ -6777,6 +6776,7 @@
           </mc:Fallback>
         </mc:AlternateContent>
       </w:r>
+      <w:bookmarkEnd w:id="0"/>
     </w:p>
     <w:sectPr>
       <w:pgSz w:w="11906" w:h="16838"/>

--- a/server/src/main/resources/templates/resumes/creative/template.docx
+++ b/server/src/main/resources/templates/resumes/creative/template.docx
@@ -10,6 +10,132 @@
           <w:lang w:val="en-US"/>
         </w:rPr>
       </w:pPr>
+      <w:bookmarkStart w:id="0" w:name="_GoBack"/>
+      <w:bookmarkEnd w:id="0"/>
+      <w:r>
+        <w:rPr>
+          <w:sz w:val="21"/>
+        </w:rPr>
+        <mc:AlternateContent>
+          <mc:Choice Requires="wps">
+            <w:drawing>
+              <wp:anchor distT="0" distB="0" distL="114300" distR="114300" simplePos="0" relativeHeight="251672576" behindDoc="0" locked="0" layoutInCell="1" allowOverlap="1">
+                <wp:simplePos x="0" y="0"/>
+                <wp:positionH relativeFrom="column">
+                  <wp:posOffset>-254000</wp:posOffset>
+                </wp:positionH>
+                <wp:positionV relativeFrom="paragraph">
+                  <wp:posOffset>-145415</wp:posOffset>
+                </wp:positionV>
+                <wp:extent cx="1699260" cy="2084705"/>
+                <wp:effectExtent l="4445" t="4445" r="10795" b="6350"/>
+                <wp:wrapNone/>
+                <wp:docPr id="1" name="文本框 1"/>
+                <wp:cNvGraphicFramePr/>
+                <a:graphic xmlns:a="http://schemas.openxmlformats.org/drawingml/2006/main">
+                  <a:graphicData uri="http://schemas.microsoft.com/office/word/2010/wordprocessingShape">
+                    <wps:wsp>
+                      <wps:cNvSpPr txBox="1"/>
+                      <wps:spPr>
+                        <a:xfrm>
+                          <a:off x="940435" y="807720"/>
+                          <a:ext cx="1699260" cy="2084705"/>
+                        </a:xfrm>
+                        <a:prstGeom prst="rect">
+                          <a:avLst/>
+                        </a:prstGeom>
+                        <a:solidFill>
+                          <a:schemeClr val="lt1"/>
+                        </a:solidFill>
+                        <a:ln w="6350">
+                          <a:solidFill>
+                            <a:prstClr val="black"/>
+                          </a:solidFill>
+                        </a:ln>
+                      </wps:spPr>
+                      <wps:style>
+                        <a:lnRef idx="0">
+                          <a:schemeClr val="accent1"/>
+                        </a:lnRef>
+                        <a:fillRef idx="0">
+                          <a:schemeClr val="accent1"/>
+                        </a:fillRef>
+                        <a:effectRef idx="0">
+                          <a:schemeClr val="accent1"/>
+                        </a:effectRef>
+                        <a:fontRef idx="minor">
+                          <a:schemeClr val="dk1"/>
+                        </a:fontRef>
+                      </wps:style>
+                      <wps:txbx>
+                        <w:txbxContent>
+                          <w:p>
+                            <w:pPr>
+                              <w:ind w:firstLine="210" w:firstLineChars="100"/>
+                              <w:rPr>
+                                <w:rFonts w:hint="eastAsia"/>
+                              </w:rPr>
+                            </w:pPr>
+                          </w:p>
+                          <w:p>
+                            <w:pPr>
+                              <w:ind w:firstLine="210" w:firstLineChars="100"/>
+                            </w:pPr>
+                            <w:r>
+                              <w:rPr>
+                                <w:rFonts w:hint="eastAsia"/>
+                              </w:rPr>
+                              <w:t>{{@photo}}</w:t>
+                            </w:r>
+                          </w:p>
+                          <w:p/>
+                        </w:txbxContent>
+                      </wps:txbx>
+                      <wps:bodyPr rot="0" spcFirstLastPara="0" vertOverflow="overflow" horzOverflow="overflow" vert="horz" wrap="square" lIns="91440" tIns="45720" rIns="91440" bIns="45720" numCol="1" spcCol="0" rtlCol="0" fromWordArt="0" anchor="t" anchorCtr="0" forceAA="0" compatLnSpc="1">
+                        <a:noAutofit/>
+                      </wps:bodyPr>
+                    </wps:wsp>
+                  </a:graphicData>
+                </a:graphic>
+              </wp:anchor>
+            </w:drawing>
+          </mc:Choice>
+          <mc:Fallback>
+            <w:pict>
+              <v:shape id="_x0000_s1026" o:spid="_x0000_s1026" o:spt="202" type="#_x0000_t202" style="position:absolute;left:0pt;margin-left:-20pt;margin-top:-11.45pt;height:164.15pt;width:133.8pt;z-index:251672576;mso-width-relative:page;mso-height-relative:page;" fillcolor="#FFFFFF [3201]" filled="t" stroked="t" coordsize="21600,21600" o:gfxdata="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">
+                <v:fill on="t" focussize="0,0"/>
+                <v:stroke weight="0.5pt" color="#000000 [3204]" joinstyle="round"/>
+                <v:imagedata o:title=""/>
+                <o:lock v:ext="edit" aspectratio="f"/>
+                <v:textbox>
+                  <w:txbxContent>
+                    <w:p>
+                      <w:pPr>
+                        <w:ind w:firstLine="210" w:firstLineChars="100"/>
+                        <w:rPr>
+                          <w:rFonts w:hint="eastAsia"/>
+                        </w:rPr>
+                      </w:pPr>
+                    </w:p>
+                    <w:p>
+                      <w:pPr>
+                        <w:ind w:firstLine="210" w:firstLineChars="100"/>
+                      </w:pPr>
+                      <w:r>
+                        <w:rPr>
+                          <w:rFonts w:hint="eastAsia"/>
+                        </w:rPr>
+                        <w:t>{{@photo}}</w:t>
+                      </w:r>
+                    </w:p>
+                    <w:p/>
+                  </w:txbxContent>
+                </v:textbox>
+              </v:shape>
+            </w:pict>
+          </mc:Fallback>
+        </mc:AlternateContent>
+      </w:r>
       <w:r>
         <w:rPr>
           <w:sz w:val="18"/>
@@ -17,7 +143,7 @@
         <mc:AlternateContent>
           <mc:Choice Requires="wps">
             <w:drawing>
-              <wp:anchor distT="0" distB="0" distL="114300" distR="114300" simplePos="0" relativeHeight="251669504" behindDoc="0" locked="0" layoutInCell="1" allowOverlap="1">
+              <wp:anchor distT="0" distB="0" distL="114300" distR="114300" simplePos="0" relativeHeight="251668480" behindDoc="0" locked="0" layoutInCell="1" allowOverlap="1">
                 <wp:simplePos x="0" y="0"/>
                 <wp:positionH relativeFrom="column">
                   <wp:posOffset>2426335</wp:posOffset>
@@ -121,7 +247,7 @@
           </mc:Choice>
           <mc:Fallback>
             <w:pict>
-              <v:shape id="_x0000_s1026" o:spid="_x0000_s1026" o:spt="202" type="#_x0000_t202" style="position:absolute;left:0pt;margin-left:191.05pt;margin-top:277.45pt;height:427.4pt;width:268.45pt;z-index:251669504;mso-width-relative:page;mso-height-relative:page;" filled="f" stroked="f" coordsize="21600,21600" o:gfxdata="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">
+              <v:shape id="_x0000_s1026" o:spid="_x0000_s1026" o:spt="202" type="#_x0000_t202" style="position:absolute;left:0pt;margin-left:191.05pt;margin-top:277.45pt;height:427.4pt;width:268.45pt;z-index:251668480;mso-width-relative:page;mso-height-relative:page;" filled="f" stroked="f" coordsize="21600,21600" o:gfxdata="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">
                 <v:fill on="f" focussize="0,0"/>
                 <v:stroke on="f" weight="0.5pt"/>
                 <v:imagedata o:title=""/>
@@ -538,255 +664,7 @@
         <mc:AlternateContent>
           <mc:Choice Requires="wps">
             <w:drawing>
-              <wp:anchor distT="0" distB="0" distL="114300" distR="114300" simplePos="0" relativeHeight="251673600" behindDoc="0" locked="0" layoutInCell="1" allowOverlap="1">
-                <wp:simplePos x="0" y="0"/>
-                <wp:positionH relativeFrom="column">
-                  <wp:posOffset>-330200</wp:posOffset>
-                </wp:positionH>
-                <wp:positionV relativeFrom="paragraph">
-                  <wp:posOffset>-161925</wp:posOffset>
-                </wp:positionV>
-                <wp:extent cx="1699260" cy="2084705"/>
-                <wp:effectExtent l="4445" t="4445" r="10795" b="6350"/>
-                <wp:wrapNone/>
-                <wp:docPr id="1" name="文本框 1"/>
-                <wp:cNvGraphicFramePr/>
-                <a:graphic xmlns:a="http://schemas.openxmlformats.org/drawingml/2006/main">
-                  <a:graphicData uri="http://schemas.microsoft.com/office/word/2010/wordprocessingShape">
-                    <wps:wsp>
-                      <wps:cNvSpPr txBox="1"/>
-                      <wps:spPr>
-                        <a:xfrm>
-                          <a:off x="940435" y="807720"/>
-                          <a:ext cx="1699260" cy="2084705"/>
-                        </a:xfrm>
-                        <a:prstGeom prst="rect">
-                          <a:avLst/>
-                        </a:prstGeom>
-                        <a:solidFill>
-                          <a:schemeClr val="lt1"/>
-                        </a:solidFill>
-                        <a:ln w="6350">
-                          <a:solidFill>
-                            <a:prstClr val="black"/>
-                          </a:solidFill>
-                        </a:ln>
-                      </wps:spPr>
-                      <wps:style>
-                        <a:lnRef idx="0">
-                          <a:schemeClr val="accent1"/>
-                        </a:lnRef>
-                        <a:fillRef idx="0">
-                          <a:schemeClr val="accent1"/>
-                        </a:fillRef>
-                        <a:effectRef idx="0">
-                          <a:schemeClr val="accent1"/>
-                        </a:effectRef>
-                        <a:fontRef idx="minor">
-                          <a:schemeClr val="dk1"/>
-                        </a:fontRef>
-                      </wps:style>
-                      <wps:txbx>
-                        <w:txbxContent>
-                          <w:p>
-                            <w:pPr>
-                              <w:ind w:firstLine="210" w:firstLineChars="100"/>
-                              <w:rPr>
-                                <w:rFonts w:hint="eastAsia"/>
-                              </w:rPr>
-                            </w:pPr>
-                          </w:p>
-                          <w:p>
-                            <w:pPr>
-                              <w:ind w:firstLine="210" w:firstLineChars="100"/>
-                            </w:pPr>
-                            <w:r>
-                              <w:rPr>
-                                <w:rFonts w:hint="eastAsia"/>
-                              </w:rPr>
-                              <w:t>{{@photo}}</w:t>
-                            </w:r>
-                          </w:p>
-                          <w:p/>
-                        </w:txbxContent>
-                      </wps:txbx>
-                      <wps:bodyPr rot="0" spcFirstLastPara="0" vertOverflow="overflow" horzOverflow="overflow" vert="horz" wrap="square" lIns="91440" tIns="45720" rIns="91440" bIns="45720" numCol="1" spcCol="0" rtlCol="0" fromWordArt="0" anchor="t" anchorCtr="0" forceAA="0" compatLnSpc="1">
-                        <a:noAutofit/>
-                      </wps:bodyPr>
-                    </wps:wsp>
-                  </a:graphicData>
-                </a:graphic>
-              </wp:anchor>
-            </w:drawing>
-          </mc:Choice>
-          <mc:Fallback>
-            <w:pict>
-              <v:shape id="_x0000_s1026" o:spid="_x0000_s1026" o:spt="202" type="#_x0000_t202" style="position:absolute;left:0pt;margin-left:-26pt;margin-top:-12.75pt;height:164.15pt;width:133.8pt;z-index:251673600;mso-width-relative:page;mso-height-relative:page;" fillcolor="#FFFFFF [3201]" filled="t" stroked="t" coordsize="21600,21600" o:gfxdata="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">
-                <v:fill on="t" focussize="0,0"/>
-                <v:stroke weight="0.5pt" color="#000000 [3204]" joinstyle="round"/>
-                <v:imagedata o:title=""/>
-                <o:lock v:ext="edit" aspectratio="f"/>
-                <v:textbox>
-                  <w:txbxContent>
-                    <w:p>
-                      <w:pPr>
-                        <w:ind w:firstLine="210" w:firstLineChars="100"/>
-                        <w:rPr>
-                          <w:rFonts w:hint="eastAsia"/>
-                        </w:rPr>
-                      </w:pPr>
-                    </w:p>
-                    <w:p>
-                      <w:pPr>
-                        <w:ind w:firstLine="210" w:firstLineChars="100"/>
-                      </w:pPr>
-                      <w:r>
-                        <w:rPr>
-                          <w:rFonts w:hint="eastAsia"/>
-                        </w:rPr>
-                        <w:t>{{@photo}}</w:t>
-                      </w:r>
-                    </w:p>
-                    <w:p/>
-                  </w:txbxContent>
-                </v:textbox>
-              </v:shape>
-            </w:pict>
-          </mc:Fallback>
-        </mc:AlternateContent>
-      </w:r>
-      <w:r>
-        <w:rPr>
-          <w:sz w:val="21"/>
-        </w:rPr>
-        <mc:AlternateContent>
-          <mc:Choice Requires="wpg">
-            <w:drawing>
-              <wp:anchor distT="0" distB="0" distL="114300" distR="114300" simplePos="0" relativeHeight="251665408" behindDoc="0" locked="0" layoutInCell="1" allowOverlap="1">
-                <wp:simplePos x="0" y="0"/>
-                <wp:positionH relativeFrom="column">
-                  <wp:posOffset>-384810</wp:posOffset>
-                </wp:positionH>
-                <wp:positionV relativeFrom="paragraph">
-                  <wp:posOffset>-264160</wp:posOffset>
-                </wp:positionV>
-                <wp:extent cx="1843405" cy="2275840"/>
-                <wp:effectExtent l="6350" t="0" r="17145" b="10160"/>
-                <wp:wrapNone/>
-                <wp:docPr id="42" name="组合 42"/>
-                <wp:cNvGraphicFramePr/>
-                <a:graphic xmlns:a="http://schemas.openxmlformats.org/drawingml/2006/main">
-                  <a:graphicData uri="http://schemas.microsoft.com/office/word/2010/wordprocessingGroup">
-                    <wpg:wgp>
-                      <wpg:cNvGrpSpPr/>
-                      <wpg:grpSpPr>
-                        <a:xfrm>
-                          <a:off x="0" y="0"/>
-                          <a:ext cx="1843405" cy="2275840"/>
-                          <a:chOff x="6870" y="600"/>
-                          <a:chExt cx="3391" cy="4339"/>
-                        </a:xfrm>
-                      </wpg:grpSpPr>
-                      <wps:wsp>
-                        <wps:cNvPr id="41" name="矩形 4"/>
-                        <wps:cNvSpPr/>
-                        <wps:spPr>
-                          <a:xfrm>
-                            <a:off x="6870" y="676"/>
-                            <a:ext cx="3391" cy="4243"/>
-                          </a:xfrm>
-                          <a:prstGeom prst="rect">
-                            <a:avLst/>
-                          </a:prstGeom>
-                          <a:solidFill>
-                            <a:srgbClr val="F6EEE6"/>
-                          </a:solidFill>
-                          <a:ln>
-                            <a:solidFill>
-                              <a:schemeClr val="bg1">
-                                <a:lumMod val="50000"/>
-                              </a:schemeClr>
-                            </a:solidFill>
-                          </a:ln>
-                        </wps:spPr>
-                        <wps:style>
-                          <a:lnRef idx="2">
-                            <a:schemeClr val="accent1">
-                              <a:lumMod val="75000"/>
-                            </a:schemeClr>
-                          </a:lnRef>
-                          <a:fillRef idx="1">
-                            <a:schemeClr val="accent1"/>
-                          </a:fillRef>
-                          <a:effectRef idx="0">
-                            <a:srgbClr val="FFFFFF"/>
-                          </a:effectRef>
-                          <a:fontRef idx="minor">
-                            <a:schemeClr val="lt1"/>
-                          </a:fontRef>
-                        </wps:style>
-                        <wps:bodyPr rot="0" spcFirstLastPara="0" vertOverflow="overflow" horzOverflow="overflow" vert="horz" wrap="square" lIns="91440" tIns="45720" rIns="91440" bIns="45720" numCol="1" spcCol="0" rtlCol="0" fromWordArt="0" anchor="ctr" anchorCtr="0" forceAA="0" compatLnSpc="1">
-                          <a:noAutofit/>
-                        </wps:bodyPr>
-                      </wps:wsp>
-                      <pic:pic xmlns:pic="http://schemas.openxmlformats.org/drawingml/2006/picture">
-                        <pic:nvPicPr>
-                          <pic:cNvPr id="735" name="图片 735" descr="6"/>
-                          <pic:cNvPicPr>
-                            <a:picLocks noChangeAspect="1"/>
-                          </pic:cNvPicPr>
-                        </pic:nvPicPr>
-                        <pic:blipFill>
-                          <a:blip r:embed="rId4"/>
-                          <a:stretch>
-                            <a:fillRect/>
-                          </a:stretch>
-                        </pic:blipFill>
-                        <pic:spPr>
-                          <a:xfrm>
-                            <a:off x="6917" y="600"/>
-                            <a:ext cx="3301" cy="4339"/>
-                          </a:xfrm>
-                          <a:prstGeom prst="rect">
-                            <a:avLst/>
-                          </a:prstGeom>
-                        </pic:spPr>
-                      </pic:pic>
-                    </wpg:wgp>
-                  </a:graphicData>
-                </a:graphic>
-              </wp:anchor>
-            </w:drawing>
-          </mc:Choice>
-          <mc:Fallback>
-            <w:pict>
-              <v:group id="_x0000_s1026" o:spid="_x0000_s1026" o:spt="203" style="position:absolute;left:0pt;margin-left:-30.3pt;margin-top:-20.8pt;height:179.2pt;width:145.15pt;z-index:251665408;mso-width-relative:page;mso-height-relative:page;" coordorigin="6870,600" coordsize="3391,4339" o:gfxdata="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">
-                <o:lock v:ext="edit" aspectratio="f"/>
-                <v:rect id="矩形 4" o:spid="_x0000_s1026" o:spt="1" style="position:absolute;left:6870;top:676;height:4243;width:3391;v-text-anchor:middle;" fillcolor="#F6EEE6" filled="t" stroked="t" coordsize="21600,21600" o:gfxdata="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">
-                  <v:fill on="t" focussize="0,0"/>
-                  <v:stroke weight="1pt" color="#808080 [1612]" miterlimit="8" joinstyle="miter"/>
-                  <v:imagedata o:title=""/>
-                  <o:lock v:ext="edit" aspectratio="f"/>
-                </v:rect>
-                <v:shape id="_x0000_s1026" o:spid="_x0000_s1026" o:spt="75" alt="6" type="#_x0000_t75" style="position:absolute;left:6917;top:600;height:4339;width:3301;" filled="f" o:preferrelative="t" stroked="f" coordsize="21600,21600" o:gfxdata="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">
-                  <v:fill on="f" focussize="0,0"/>
-                  <v:stroke on="f"/>
-                  <v:imagedata r:id="rId4" o:title=""/>
-                  <o:lock v:ext="edit" aspectratio="t"/>
-                </v:shape>
-              </v:group>
-            </w:pict>
-          </mc:Fallback>
-        </mc:AlternateContent>
-      </w:r>
-      <w:r>
-        <w:rPr>
-          <w:sz w:val="21"/>
-        </w:rPr>
-        <mc:AlternateContent>
-          <mc:Choice Requires="wps">
-            <w:drawing>
-              <wp:anchor distT="0" distB="0" distL="114300" distR="114300" simplePos="0" relativeHeight="251671552" behindDoc="0" locked="0" layoutInCell="1" allowOverlap="1">
+              <wp:anchor distT="0" distB="0" distL="114300" distR="114300" simplePos="0" relativeHeight="251670528" behindDoc="0" locked="0" layoutInCell="1" allowOverlap="1">
                 <wp:simplePos x="0" y="0"/>
                 <wp:positionH relativeFrom="column">
                   <wp:posOffset>-687070</wp:posOffset>
@@ -873,7 +751,11 @@
                               <w:t>{{summary}}</w:t>
                             </w:r>
                           </w:p>
-                          <w:p/>
+                          <w:p>
+                            <w:pPr>
+                              <w:shd w:val="clear"/>
+                            </w:pPr>
+                          </w:p>
                         </w:txbxContent>
                       </wps:txbx>
                       <wps:bodyPr rot="0" spcFirstLastPara="0" vertOverflow="overflow" horzOverflow="overflow" vert="horz" wrap="square" lIns="91440" tIns="45720" rIns="91440" bIns="45720" numCol="1" spcCol="0" rtlCol="0" fromWordArt="0" anchor="t" anchorCtr="0" forceAA="0" compatLnSpc="1">
@@ -887,7 +769,7 @@
           </mc:Choice>
           <mc:Fallback>
             <w:pict>
-              <v:shape id="_x0000_s1026" o:spid="_x0000_s1026" o:spt="202" type="#_x0000_t202" style="position:absolute;left:0pt;margin-left:-54.1pt;margin-top:549.3pt;height:171.65pt;width:195pt;z-index:251671552;mso-width-relative:page;mso-height-relative:page;" filled="f" stroked="f" coordsize="21600,21600" o:gfxdata="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">
+              <v:shape id="_x0000_s1026" o:spid="_x0000_s1026" o:spt="202" type="#_x0000_t202" style="position:absolute;left:0pt;margin-left:-54.1pt;margin-top:549.3pt;height:171.65pt;width:195pt;z-index:251670528;mso-width-relative:page;mso-height-relative:page;" filled="f" stroked="f" coordsize="21600,21600" o:gfxdata="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">
                 <v:fill on="f" focussize="0,0"/>
                 <v:stroke on="f" weight="0.5pt"/>
                 <v:imagedata o:title=""/>
@@ -935,7 +817,11 @@
                         <w:t>{{summary}}</w:t>
                       </w:r>
                     </w:p>
-                    <w:p/>
+                    <w:p>
+                      <w:pPr>
+                        <w:shd w:val="clear"/>
+                      </w:pPr>
+                    </w:p>
                   </w:txbxContent>
                 </v:textbox>
               </v:shape>
@@ -950,7 +836,7 @@
         <mc:AlternateContent>
           <mc:Choice Requires="wpg">
             <w:drawing>
-              <wp:anchor distT="0" distB="0" distL="114300" distR="114300" simplePos="0" relativeHeight="251670528" behindDoc="0" locked="0" layoutInCell="1" allowOverlap="1">
+              <wp:anchor distT="0" distB="0" distL="114300" distR="114300" simplePos="0" relativeHeight="251669504" behindDoc="0" locked="0" layoutInCell="1" allowOverlap="1">
                 <wp:simplePos x="0" y="0"/>
                 <wp:positionH relativeFrom="column">
                   <wp:posOffset>-461645</wp:posOffset>
@@ -2847,7 +2733,7 @@
           </mc:Choice>
           <mc:Fallback>
             <w:pict>
-              <v:group id="_x0000_s1026" o:spid="_x0000_s1026" o:spt="203" style="position:absolute;left:0pt;margin-left:-36.35pt;margin-top:238.45pt;height:138.8pt;width:166.15pt;z-index:251670528;mso-width-relative:page;mso-height-relative:page;" coordorigin="7030,6289" coordsize="3323,2776" o:gfxdata="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">
+              <v:group id="_x0000_s1026" o:spid="_x0000_s1026" o:spt="203" style="position:absolute;left:0pt;margin-left:-36.35pt;margin-top:238.45pt;height:138.8pt;width:166.15pt;z-index:251669504;mso-width-relative:page;mso-height-relative:page;" coordorigin="7030,6289" coordsize="3323,2776" o:gfxdata="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">
                 <o:lock v:ext="edit" aspectratio="f"/>
                 <v:group id="组合 383" o:spid="_x0000_s1026" o:spt="203" style="position:absolute;left:7030;top:6419;height:1353;width:367;" coordorigin="4113,11924" coordsize="367,1353" o:gfxdata="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">
                   <o:lock v:ext="edit" aspectratio="f"/>
@@ -4491,7 +4377,7 @@
         <mc:AlternateContent>
           <mc:Choice Requires="wps">
             <w:drawing>
-              <wp:anchor distT="0" distB="0" distL="114300" distR="114300" simplePos="0" relativeHeight="251668480" behindDoc="1" locked="0" layoutInCell="1" allowOverlap="1">
+              <wp:anchor distT="0" distB="0" distL="114300" distR="114300" simplePos="0" relativeHeight="251667456" behindDoc="1" locked="0" layoutInCell="1" allowOverlap="1">
                 <wp:simplePos x="0" y="0"/>
                 <wp:positionH relativeFrom="column">
                   <wp:posOffset>3862705</wp:posOffset>
@@ -4593,7 +4479,7 @@
           </mc:Choice>
           <mc:Fallback>
             <w:pict>
-              <v:shape id="文本框 7" o:spid="_x0000_s1026" o:spt="202" type="#_x0000_t202" style="position:absolute;left:0pt;margin-left:304.15pt;margin-top:-18.3pt;height:100pt;width:198.05pt;z-index:-251648000;mso-width-relative:page;mso-height-relative:page;" filled="f" stroked="f" coordsize="21600,21600" o:gfxdata="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">
+              <v:shape id="文本框 7" o:spid="_x0000_s1026" o:spt="202" type="#_x0000_t202" style="position:absolute;left:0pt;margin-left:304.15pt;margin-top:-18.3pt;height:100pt;width:198.05pt;z-index:-251649024;mso-width-relative:page;mso-height-relative:page;" filled="f" stroked="f" coordsize="21600,21600" o:gfxdata="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">
                 <v:fill on="f" focussize="0,0"/>
                 <v:stroke on="f"/>
                 <v:imagedata o:title=""/>
@@ -4672,7 +4558,7 @@
         <mc:AlternateContent>
           <mc:Choice Requires="wps">
             <w:drawing>
-              <wp:anchor distT="0" distB="0" distL="114300" distR="114300" simplePos="0" relativeHeight="251666432" behindDoc="0" locked="0" layoutInCell="1" allowOverlap="1">
+              <wp:anchor distT="0" distB="0" distL="114300" distR="114300" simplePos="0" relativeHeight="251665408" behindDoc="0" locked="0" layoutInCell="1" allowOverlap="1">
                 <wp:simplePos x="0" y="0"/>
                 <wp:positionH relativeFrom="column">
                   <wp:posOffset>2418715</wp:posOffset>
@@ -4741,6 +4627,7 @@
                               <w:jc w:val="left"/>
                               <w:textAlignment w:val="auto"/>
                               <w:rPr>
+                                <w:color w:val="060607"/>
                                 <w:sz w:val="22"/>
                                 <w:szCs w:val="22"/>
                               </w:rPr>
@@ -4777,7 +4664,7 @@
           </mc:Choice>
           <mc:Fallback>
             <w:pict>
-              <v:shape id="_x0000_s1026" o:spid="_x0000_s1026" o:spt="202" type="#_x0000_t202" style="position:absolute;left:0pt;margin-left:190.45pt;margin-top:99.75pt;height:112.6pt;width:269.2pt;z-index:251666432;mso-width-relative:page;mso-height-relative:page;" filled="f" stroked="f" coordsize="21600,21600" o:gfxdata="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">
+              <v:shape id="_x0000_s1026" o:spid="_x0000_s1026" o:spt="202" type="#_x0000_t202" style="position:absolute;left:0pt;margin-left:190.45pt;margin-top:99.75pt;height:112.6pt;width:269.2pt;z-index:251665408;mso-width-relative:page;mso-height-relative:page;" filled="f" stroked="f" coordsize="21600,21600" o:gfxdata="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">
                 <v:fill on="f" focussize="0,0"/>
                 <v:stroke on="f" weight="0.5pt"/>
                 <v:imagedata o:title=""/>
@@ -4807,6 +4694,7 @@
                         <w:jc w:val="left"/>
                         <w:textAlignment w:val="auto"/>
                         <w:rPr>
+                          <w:color w:val="060607"/>
                           <w:sz w:val="22"/>
                           <w:szCs w:val="22"/>
                         </w:rPr>
@@ -5275,7 +5163,7 @@
         <mc:AlternateContent>
           <mc:Choice Requires="wps">
             <w:drawing>
-              <wp:anchor distT="0" distB="0" distL="114300" distR="114300" simplePos="0" relativeHeight="251672576" behindDoc="0" locked="0" layoutInCell="1" allowOverlap="1">
+              <wp:anchor distT="0" distB="0" distL="114300" distR="114300" simplePos="0" relativeHeight="251671552" behindDoc="0" locked="0" layoutInCell="1" allowOverlap="1">
                 <wp:simplePos x="0" y="0"/>
                 <wp:positionH relativeFrom="column">
                   <wp:posOffset>-687070</wp:posOffset>
@@ -5367,7 +5255,7 @@
           </mc:Choice>
           <mc:Fallback>
             <w:pict>
-              <v:shape id="_x0000_s1026" o:spid="_x0000_s1026" o:spt="202" type="#_x0000_t202" style="position:absolute;left:0pt;margin-left:-54.1pt;margin-top:400.05pt;height:80.9pt;width:195pt;z-index:251672576;mso-width-relative:page;mso-height-relative:page;" filled="f" stroked="f" coordsize="21600,21600" o:gfxdata="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">
+              <v:shape id="_x0000_s1026" o:spid="_x0000_s1026" o:spt="202" type="#_x0000_t202" style="position:absolute;left:0pt;margin-left:-54.1pt;margin-top:400.05pt;height:80.9pt;width:195pt;z-index:251671552;mso-width-relative:page;mso-height-relative:page;" filled="f" stroked="f" coordsize="21600,21600" o:gfxdata="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">
                 <v:fill on="f" focussize="0,0"/>
                 <v:stroke on="f" weight="0.5pt"/>
                 <v:imagedata o:title=""/>
@@ -6534,7 +6422,7 @@
         <mc:AlternateContent>
           <mc:Choice Requires="wps">
             <w:drawing>
-              <wp:anchor distT="0" distB="0" distL="114300" distR="114300" simplePos="0" relativeHeight="251667456" behindDoc="1" locked="0" layoutInCell="1" allowOverlap="1">
+              <wp:anchor distT="0" distB="0" distL="114300" distR="114300" simplePos="0" relativeHeight="251666432" behindDoc="1" locked="0" layoutInCell="1" allowOverlap="1">
                 <wp:simplePos x="0" y="0"/>
                 <wp:positionH relativeFrom="column">
                   <wp:posOffset>2214880</wp:posOffset>
@@ -6631,7 +6519,7 @@
           </mc:Choice>
           <mc:Fallback>
             <w:pict>
-              <v:shape id="文本框 8" o:spid="_x0000_s1026" o:spt="202" type="#_x0000_t202" style="position:absolute;left:0pt;margin-left:174.4pt;margin-top:-36pt;height:63.75pt;width:122.5pt;z-index:-251649024;mso-width-relative:page;mso-height-relative:page;" filled="f" stroked="f" coordsize="21600,21600" o:gfxdata="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">
+              <v:shape id="文本框 8" o:spid="_x0000_s1026" o:spt="202" type="#_x0000_t202" style="position:absolute;left:0pt;margin-left:174.4pt;margin-top:-36pt;height:63.75pt;width:122.5pt;z-index:-251650048;mso-width-relative:page;mso-height-relative:page;" filled="f" stroked="f" coordsize="21600,21600" o:gfxdata="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">
                 <v:fill on="f" focussize="0,0"/>
                 <v:stroke on="f"/>
                 <v:imagedata o:title=""/>
@@ -6698,7 +6586,6 @@
           </mc:Fallback>
         </mc:AlternateContent>
       </w:r>
-      <w:bookmarkStart w:id="0" w:name="_GoBack"/>
       <w:r>
         <mc:AlternateContent>
           <mc:Choice Requires="wps">
@@ -6776,11 +6663,16 @@
           </mc:Fallback>
         </mc:AlternateContent>
       </w:r>
-      <w:bookmarkEnd w:id="0"/>
     </w:p>
     <w:sectPr>
       <w:pgSz w:w="11906" w:h="16838"/>
       <w:pgMar w:top="1440" w:right="1800" w:bottom="1440" w:left="1800" w:header="851" w:footer="992" w:gutter="0"/>
+      <w:pgBorders>
+        <w:top w:val="none" w:sz="0" w:space="0"/>
+        <w:left w:val="none" w:sz="0" w:space="0"/>
+        <w:bottom w:val="none" w:sz="0" w:space="0"/>
+        <w:right w:val="none" w:sz="0" w:space="0"/>
+      </w:pgBorders>
       <w:cols w:space="425" w:num="1"/>
       <w:docGrid w:type="lines" w:linePitch="312" w:charSpace="0"/>
     </w:sectPr>
@@ -6864,7 +6756,7 @@
     <w:lsdException w:qFormat="1" w:unhideWhenUsed="0" w:uiPriority="0" w:semiHidden="0" w:name="Title"/>
     <w:lsdException w:unhideWhenUsed="0" w:uiPriority="0" w:semiHidden="0" w:name="Closing"/>
     <w:lsdException w:unhideWhenUsed="0" w:uiPriority="0" w:semiHidden="0" w:name="Signature"/>
-    <w:lsdException w:unhideWhenUsed="0" w:uiPriority="0" w:name="Default Paragraph Font"/>
+    <w:lsdException w:qFormat="1" w:unhideWhenUsed="0" w:uiPriority="0" w:name="Default Paragraph Font"/>
     <w:lsdException w:unhideWhenUsed="0" w:uiPriority="0" w:semiHidden="0" w:name="Body Text"/>
     <w:lsdException w:unhideWhenUsed="0" w:uiPriority="0" w:semiHidden="0" w:name="Body Text Indent"/>
     <w:lsdException w:unhideWhenUsed="0" w:uiPriority="0" w:semiHidden="0" w:name="List Continue"/>
@@ -7067,6 +6959,7 @@
   <w:style w:type="character" w:default="1" w:styleId="4">
     <w:name w:val="Default Paragraph Font"/>
     <w:semiHidden/>
+    <w:qFormat/>
     <w:uiPriority w:val="0"/>
   </w:style>
   <w:style w:type="table" w:default="1" w:styleId="3">
